--- a/daily-reports/2026-09-03/report.docx
+++ b/daily-reports/2026-09-03/report.docx
@@ -28,28 +28,28 @@
         <w:pStyle w:val="Heading2"/>
       </w:pPr>
       <w:r>
-        <w:t>1. XiaoDuoYa/codex-with-chatgpt  ⭐ 2,275</w:t>
+        <w:t>1. XiaoDuoYa/codex-with-chatgpt  ⭐ 2,278</w:t>
       </w:r>
     </w:p>
     <w:p>
       <w:r>
-        <w:t>语言：TypeScript ｜ Stars：2,275 ｜ Forks：233</w:t>
+        <w:t>语言：TypeScript ｜ Stars：2,278 ｜ Forks：234</w:t>
         <w:br/>
       </w:r>
       <w:r>
-        <w:t>这是什么：这个项目让 ChatGPT 和 Codex 合作：ChatGPT 负责思考规划，Codex 负责执行代码。简单说，就是把 AI 的‘大脑’和‘手’结合起来，帮你完成编程任务。</w:t>
+        <w:t>这是什么：这个项目把两个AI工具结合起来：ChatGPT负责思考规划，Codex负责执行代码。就像你有一个聪明的助手帮你出主意，另一个助手帮你动手干活。</w:t>
         <w:br/>
       </w:r>
       <w:r>
-        <w:t>能用来做什么：你可以用它来让 AI 帮你写代码：先让 ChatGPT 设计解决方案，然后 Codex 自动实现。适合需要复杂编程辅助的场景。</w:t>
+        <w:t>能用来做什么：你可以用它来让AI自动完成复杂的编程任务，比如写一个完整的网站功能，你只需要告诉ChatGPT你的需求，它就会规划步骤，然后让Codex去写代码。</w:t>
         <w:br/>
       </w:r>
       <w:r>
-        <w:t>适用领域：软件开发、编程学习、自动化编程</w:t>
+        <w:t>适用领域：软件开发、自动化编程、AI辅助开发</w:t>
         <w:br/>
       </w:r>
       <w:r>
-        <w:t>对新手有什么帮助：对新手来说，可以直观看到 AI 如何协作解决问题，学习如何拆解任务和编写代码。</w:t>
+        <w:t>对新手有什么帮助：对于新手来说，这个项目展示了如何利用AI工具协作完成编程任务，即使你不懂代码，也能通过自然语言描述需求，让AI帮你实现。</w:t>
         <w:br/>
       </w:r>
       <w:r>
@@ -61,28 +61,28 @@
         <w:pStyle w:val="Heading2"/>
       </w:pPr>
       <w:r>
-        <w:t>2. Nanako0129/sepia  ⭐ 1,581</w:t>
+        <w:t>2. Nanako0129/sepia  ⭐ 1,588</w:t>
       </w:r>
     </w:p>
     <w:p>
       <w:r>
-        <w:t>语言：Python ｜ Stars：1,581 ｜ Forks：93</w:t>
+        <w:t>语言：Python ｜ Stars：1,588 ｜ Forks：94</w:t>
         <w:br/>
       </w:r>
       <w:r>
-        <w:t>这是什么：这个项目是一个‘去 AI 味’的写作工具，能让 AI 生成的文章更像人类写的。它适用于多种 AI 助手，比如 Claude Code、Codex 等，可以自动调整文风，让小说更生动，让专业文章更规范。</w:t>
+        <w:t>这是什么：Sepia是一个工具，它能帮你把AI写出来的文字变得更像人写的，去掉那些机械的痕迹。它支持很多种AI助手，比如Claude、Codex等。</w:t>
         <w:br/>
       </w:r>
       <w:r>
-        <w:t>能用来做什么：你可以用它来润色 AI 写的小说或专业报告，让文字更自然、更符合特定场景的要求。</w:t>
+        <w:t>能用来做什么：如果你用AI写小说或文章，但觉得读起来太生硬，可以用Sepia来润色，让它更有文学味道，或者更符合专业写作的规范。</w:t>
         <w:br/>
       </w:r>
       <w:r>
-        <w:t>适用领域：小说创作、专业写作、内容创作</w:t>
+        <w:t>适用领域：文学创作、专业写作、内容创作</w:t>
         <w:br/>
       </w:r>
       <w:r>
-        <w:t>对新手有什么帮助：对新手来说，可以学习如何优化 AI 输出，提升自己的写作质量，尤其适合需要大量写作的人。</w:t>
+        <w:t>对新手有什么帮助：这个工具对新手特别有用，因为你可以用它来改善AI生成的内容，让作品更自然，同时也能学习到如何调整文字风格。</w:t>
         <w:br/>
       </w:r>
       <w:r>
@@ -103,19 +103,19 @@
         <w:br/>
       </w:r>
       <w:r>
-        <w:t>这是什么：这是一个桌面版的钱包应用，让你在电脑上浏览和使用支持以太坊的网站。它就像浏览器的‘钱包插件’，但独立运行，方便管理数字资产。</w:t>
+        <w:t>这是什么：MetaMask是一个数字钱包，用来管理以太坊等区块链上的资产。这个桌面版应用让你在电脑上方便地访问区块链网站，进行交易等操作。</w:t>
         <w:br/>
       </w:r>
       <w:r>
-        <w:t>能用来做什么：你可以用它来连接去中心化应用（DApp），比如交易、玩游戏，或者管理你的加密货币。</w:t>
+        <w:t>能用来做什么：你可以用它来连接去中心化应用，比如买卖加密货币、参与NFT交易，或者体验区块链游戏。</w:t>
         <w:br/>
       </w:r>
       <w:r>
-        <w:t>适用领域：区块链、加密货币、去中心化应用</w:t>
+        <w:t>适用领域：区块链、加密货币、Web3应用</w:t>
         <w:br/>
       </w:r>
       <w:r>
-        <w:t>对新手有什么帮助：对新手来说，这是了解区块链和数字钱包的好工具，可以安全地体验 Web3 世界。</w:t>
+        <w:t>对新手有什么帮助：对于想了解区块链的新手，这个项目提供了一个直观的桌面工具，让你安全地管理数字资产，是入门Web3世界的好帮手。</w:t>
         <w:br/>
       </w:r>
       <w:r>
@@ -132,23 +132,23 @@
     </w:p>
     <w:p>
       <w:r>
-        <w:t>语言：Markdown ｜ Stars：1,117 ｜ Forks：175</w:t>
+        <w:t>语言：Markdown ｜ Stars：1,117 ｜ Forks：176</w:t>
         <w:br/>
       </w:r>
       <w:r>
-        <w:t>这是什么：这个项目把 Claude Code 组织得像一家公司，有 15 个部门、125 项技能，每个技能都能单独安装。它让 AI 助手更有条理地工作，就像管理一个团队。</w:t>
+        <w:t>这是什么：Headcount是一个为Claude Code（一个AI编程助手）设计的组织系统，它把AI的能力分成15个部门、125项技能，每个技能都可以单独安装使用。就像给AI建了一家公司，每个部门负责不同的任务。</w:t>
         <w:br/>
       </w:r>
       <w:r>
-        <w:t>能用来做什么：你可以用它来让 AI 助手分工合作，比如一个负责写代码，一个负责测试，一个负责文档，提高工作效率。</w:t>
+        <w:t>能用来做什么：你可以根据需要安装特定的技能，比如让AI帮你写文档、做数据分析或管理项目，让AI更高效地完成各种工作。</w:t>
         <w:br/>
       </w:r>
       <w:r>
-        <w:t>适用领域：软件开发、项目管理、AI 应用</w:t>
+        <w:t>适用领域：AI项目管理、自动化办公、技能扩展</w:t>
         <w:br/>
       </w:r>
       <w:r>
-        <w:t>对新手有什么帮助：对新手来说，可以学习如何结构化地使用 AI 工具，了解团队协作的概念。</w:t>
+        <w:t>对新手有什么帮助：这个项目展示了如何结构化地组织AI技能，对于新手来说，可以学习如何按需使用AI，提高工作效率。</w:t>
         <w:br/>
       </w:r>
       <w:r>
@@ -160,20 +160,20 @@
         <w:pStyle w:val="Heading2"/>
       </w:pPr>
       <w:r>
-        <w:t>5. GangTailorUpgrade/undress-service  ⭐ 933</w:t>
+        <w:t>5. GangTailorUpgrade/undress-service  ⭐ 934</w:t>
       </w:r>
     </w:p>
     <w:p>
       <w:r>
-        <w:t>语言：Python ｜ Stars：933 ｜ Forks：1</w:t>
+        <w:t>语言：Python ｜ Stars：934 ｜ Forks：1</w:t>
         <w:br/>
       </w:r>
       <w:r>
-        <w:t>这是什么：这个项目名为‘undress-service’，描述为‘Dress AI Sponsor’，但具体功能不明确，可能涉及图像处理。由于描述模糊且可能涉及不当内容，不建议使用。</w:t>
+        <w:t>这是什么：这个项目名为undress-service，描述为“Dress AI Sponsor”，但具体功能不明确。从名称看可能涉及图像处理，但内容可能不当。</w:t>
         <w:br/>
       </w:r>
       <w:r>
-        <w:t>能用来做什么：用途不明，且可能违反道德或法律，建议避免使用。</w:t>
+        <w:t>能用来做什么：由于项目描述模糊且可能涉及不适当内容，不建议使用。</w:t>
         <w:br/>
       </w:r>
       <w:r>
@@ -181,7 +181,7 @@
         <w:br/>
       </w:r>
       <w:r>
-        <w:t>对新手有什么帮助：不推荐，可能有害。</w:t>
+        <w:t>对新手有什么帮助：不推荐新手接触此项目，可能包含不健康或违规内容。</w:t>
         <w:br/>
       </w:r>
       <w:r>
@@ -220,7 +220,7 @@
       </w:r>
       <w:r>
         <w:br/>
-        <w:t>摘要：纽约市教育总监David Banks宣布禁止在公立学校使用人工智能工具，理由是担心其对学术诚信和学生隐私的影响，此举引发了对教育技术应用的广泛讨论。</w:t>
+        <w:t>摘要：纽约市教育总监Mamdani宣布禁止在公立学校使用AI工具，引发关于教育中AI应用的争议。此举旨在保护学生隐私和学术诚信，但可能限制技术在教育中的创新。</w:t>
       </w:r>
     </w:p>
     <w:p>
@@ -231,7 +231,7 @@
         <w:t>WebLLM: high-performance in-browser LLM inference engine</w:t>
       </w:r>
       <w:r>
-        <w:t>（👍 86）</w:t>
+        <w:t>（👍 88）</w:t>
       </w:r>
       <w:r>
         <w:br/>
@@ -239,7 +239,7 @@
       </w:r>
       <w:r>
         <w:br/>
-        <w:t>摘要：WebLLM是一个高性能的浏览器内大语言模型推理引擎，它允许在浏览器中直接运行LLM，无需服务器，为隐私保护和离线使用提供了新可能，值得关注其技术实现和潜在应用。</w:t>
+        <w:t>摘要：WebLLM是一个高性能的浏览器内LLM推理引擎，支持在客户端直接运行大语言模型，无需服务器，降低延迟和成本，提升隐私保护，为Web应用带来新的AI能力。</w:t>
       </w:r>
     </w:p>
     <w:p>
@@ -263,7 +263,7 @@
       </w:r>
       <w:r>
         <w:br/>
-        <w:t>摘要：该研究提出了一种使用大型语言模型自动向智能合约注入漏洞的方法，旨在通过生成多样化的漏洞场景来增强智能合约的安全性测试，对区块链安全领域具有重要意义。</w:t>
+        <w:t>摘要：该研究提出利用大型语言模型自动向智能合约注入漏洞的方法，用于测试和验证安全工具的有效性，有助于提升区块链安全，但需注意潜在滥用风险。</w:t>
       </w:r>
     </w:p>
     <w:p>
@@ -287,7 +287,7 @@
       </w:r>
       <w:r>
         <w:br/>
-        <w:t>摘要：昆仑万维推出天工工作台，提供从剧本到成片的完整短剧创作流程，集成了AI辅助编剧、分镜、生成等功能，旨在提高短剧制作效率，降低创作门槛，是AI内容创作工具的重要进展。</w:t>
+        <w:t>摘要：昆仑万维推出天工工作台，提供从剧本到成片的全流程AI创作工具，旨在简化精品短剧制作，提高效率，降低门槛，推动AI在影视创作领域的应用。</w:t>
       </w:r>
     </w:p>
     <w:p>
@@ -311,7 +311,7 @@
       </w:r>
       <w:r>
         <w:br/>
-        <w:t>摘要：开源项目OpenClaw因AI生成代码速度过快，导致维护者无法及时审查，已停止更新7周，期间积压了1.6万个Pull Request，凸显了AI编程工具带来的维护挑战和代码审查瓶颈。</w:t>
+        <w:t>摘要：由于AI代码生成速度过快，人类审查跟不上，开源项目OpenClaw暂停更新7周，期间积压了1.6万个PR，凸显AI辅助开发带来的维护挑战，引发对开发流程的反思。</w:t>
       </w:r>
     </w:p>
     <w:sectPr>
